--- a/比賽資料/比賽資訊.docx
+++ b/比賽資料/比賽資訊.docx
@@ -553,7 +553,753 @@
         <w:br w:type="page"/>
       </w:r>
     </w:p>
+    <w:p>
+      <w:pPr>
+        <w:rPr>
+          <w:rFonts w:hint="eastAsia"/>
+        </w:rPr>
+      </w:pPr>
+      <w:r>
+        <w:rPr>
+          <w:rFonts w:hint="eastAsia"/>
+        </w:rPr>
+        <w:lastRenderedPageBreak/>
+        <w:t xml:space="preserve">2026 </w:t>
+      </w:r>
+      <w:r>
+        <w:rPr>
+          <w:rFonts w:hint="eastAsia"/>
+        </w:rPr>
+        <w:t>亞洲大學生成式</w:t>
+      </w:r>
+      <w:r>
+        <w:rPr>
+          <w:rFonts w:hint="eastAsia"/>
+        </w:rPr>
+        <w:t xml:space="preserve"> AI </w:t>
+      </w:r>
+      <w:r>
+        <w:rPr>
+          <w:rFonts w:hint="eastAsia"/>
+        </w:rPr>
+        <w:t>創意設計競賽</w:t>
+      </w:r>
+    </w:p>
+    <w:p>
+      <w:pPr>
+        <w:rPr>
+          <w:rFonts w:hint="eastAsia"/>
+        </w:rPr>
+      </w:pPr>
+      <w:r>
+        <w:rPr>
+          <w:rFonts w:hint="eastAsia"/>
+        </w:rPr>
+        <w:t>報名截止日期：</w:t>
+      </w:r>
+      <w:r>
+        <w:rPr>
+          <w:rFonts w:hint="eastAsia"/>
+        </w:rPr>
+        <w:t>115</w:t>
+      </w:r>
+      <w:r>
+        <w:rPr>
+          <w:rFonts w:hint="eastAsia"/>
+        </w:rPr>
+        <w:t>年</w:t>
+      </w:r>
+      <w:r>
+        <w:rPr>
+          <w:rFonts w:hint="eastAsia"/>
+        </w:rPr>
+        <w:t>5</w:t>
+      </w:r>
+      <w:r>
+        <w:rPr>
+          <w:rFonts w:hint="eastAsia"/>
+        </w:rPr>
+        <w:t>月</w:t>
+      </w:r>
+      <w:r>
+        <w:rPr>
+          <w:rFonts w:hint="eastAsia"/>
+        </w:rPr>
+        <w:t>22</w:t>
+      </w:r>
+      <w:r>
+        <w:rPr>
+          <w:rFonts w:hint="eastAsia"/>
+        </w:rPr>
+        <w:t>日</w:t>
+      </w:r>
+      <w:r>
+        <w:rPr>
+          <w:rFonts w:hint="eastAsia"/>
+        </w:rPr>
+        <w:t>(</w:t>
+      </w:r>
+      <w:r>
+        <w:rPr>
+          <w:rFonts w:hint="eastAsia"/>
+        </w:rPr>
+        <w:t>星期五</w:t>
+      </w:r>
+      <w:r>
+        <w:rPr>
+          <w:rFonts w:hint="eastAsia"/>
+        </w:rPr>
+        <w:t>)</w:t>
+      </w:r>
+      <w:r>
+        <w:rPr>
+          <w:rFonts w:hint="eastAsia"/>
+        </w:rPr>
+        <w:t>中午</w:t>
+      </w:r>
+      <w:r>
+        <w:rPr>
+          <w:rFonts w:hint="eastAsia"/>
+        </w:rPr>
+        <w:t>12</w:t>
+      </w:r>
+      <w:r>
+        <w:rPr>
+          <w:rFonts w:hint="eastAsia"/>
+        </w:rPr>
+        <w:t>時止。</w:t>
+      </w:r>
+    </w:p>
+    <w:p>
+      <w:pPr>
+        <w:rPr>
+          <w:rFonts w:hint="eastAsia"/>
+        </w:rPr>
+      </w:pPr>
+      <w:r>
+        <w:rPr>
+          <w:rFonts w:hint="eastAsia"/>
+        </w:rPr>
+        <w:t>比賽資訊</w:t>
+      </w:r>
+    </w:p>
+    <w:p>
+      <w:hyperlink r:id="rId13" w:history="1">
+        <w:r>
+          <w:rPr>
+            <w:rStyle w:val="a3"/>
+          </w:rPr>
+          <w:t>https://asia-aicontest2026.mystrikingly.com/</w:t>
+        </w:r>
+      </w:hyperlink>
+    </w:p>
+    <w:p>
+      <w:pPr>
+        <w:rPr>
+          <w:rFonts w:hint="eastAsia"/>
+        </w:rPr>
+      </w:pPr>
+      <w:r>
+        <w:rPr>
+          <w:rFonts w:hint="eastAsia"/>
+        </w:rPr>
+        <w:t>比賽報名</w:t>
+      </w:r>
+    </w:p>
+    <w:p>
+      <w:hyperlink r:id="rId14" w:history="1">
+        <w:r>
+          <w:rPr>
+            <w:rStyle w:val="a3"/>
+          </w:rPr>
+          <w:t>https://docs.google.com/forms/d/e/1FAIpQLSfcA-m_904bzkECwlM2x82MBFsklIymAC9skeRp4U_mFrbfww/viewform</w:t>
+        </w:r>
+      </w:hyperlink>
+    </w:p>
+    <w:p>
+      <w:pPr>
+        <w:rPr>
+          <w:rFonts w:hint="eastAsia"/>
+        </w:rPr>
+      </w:pPr>
+      <w:r>
+        <w:rPr>
+          <w:rFonts w:hint="eastAsia"/>
+        </w:rPr>
+        <w:t>-</w:t>
+      </w:r>
+      <w:r>
+        <w:rPr>
+          <w:rFonts w:hint="eastAsia"/>
+        </w:rPr>
+        <w:tab/>
+      </w:r>
+      <w:r>
+        <w:rPr>
+          <w:rFonts w:hint="eastAsia"/>
+        </w:rPr>
+        <w:t>問題解決組</w:t>
+      </w:r>
+      <w:r>
+        <w:rPr>
+          <w:rFonts w:hint="eastAsia"/>
+        </w:rPr>
+        <w:t xml:space="preserve"> (</w:t>
+      </w:r>
+      <w:r>
+        <w:rPr>
+          <w:rFonts w:hint="eastAsia"/>
+        </w:rPr>
+        <w:t>學習</w:t>
+      </w:r>
+      <w:r>
+        <w:rPr>
+          <w:rFonts w:hint="eastAsia"/>
+        </w:rPr>
+        <w:t>)</w:t>
+      </w:r>
+    </w:p>
+    <w:p>
+      <w:pPr>
+        <w:rPr>
+          <w:rFonts w:hint="eastAsia"/>
+        </w:rPr>
+      </w:pPr>
+      <w:r>
+        <w:rPr>
+          <w:rFonts w:hint="eastAsia"/>
+        </w:rPr>
+        <w:t>-</w:t>
+      </w:r>
+      <w:r>
+        <w:rPr>
+          <w:rFonts w:hint="eastAsia"/>
+        </w:rPr>
+        <w:tab/>
+      </w:r>
+      <w:r>
+        <w:rPr>
+          <w:rFonts w:hint="eastAsia"/>
+        </w:rPr>
+        <w:t>拍影片</w:t>
+      </w:r>
+    </w:p>
+    <w:p>
+      <w:pPr>
+        <w:rPr>
+          <w:rFonts w:hint="eastAsia"/>
+        </w:rPr>
+      </w:pPr>
+      <w:r>
+        <w:rPr>
+          <w:rFonts w:hint="eastAsia"/>
+        </w:rPr>
+        <w:t>-</w:t>
+      </w:r>
+      <w:r>
+        <w:rPr>
+          <w:rFonts w:hint="eastAsia"/>
+        </w:rPr>
+        <w:tab/>
+        <w:t>115</w:t>
+      </w:r>
+      <w:r>
+        <w:rPr>
+          <w:rFonts w:hint="eastAsia"/>
+        </w:rPr>
+        <w:t>年</w:t>
+      </w:r>
+      <w:r>
+        <w:rPr>
+          <w:rFonts w:hint="eastAsia"/>
+        </w:rPr>
+        <w:t>05</w:t>
+      </w:r>
+      <w:r>
+        <w:rPr>
+          <w:rFonts w:hint="eastAsia"/>
+        </w:rPr>
+        <w:t>月</w:t>
+      </w:r>
+      <w:r>
+        <w:rPr>
+          <w:rFonts w:hint="eastAsia"/>
+        </w:rPr>
+        <w:t>22</w:t>
+      </w:r>
+      <w:r>
+        <w:rPr>
+          <w:rFonts w:hint="eastAsia"/>
+        </w:rPr>
+        <w:t>日中午</w:t>
+      </w:r>
+      <w:r>
+        <w:rPr>
+          <w:rFonts w:hint="eastAsia"/>
+        </w:rPr>
+        <w:t>12</w:t>
+      </w:r>
+      <w:r>
+        <w:rPr>
+          <w:rFonts w:hint="eastAsia"/>
+        </w:rPr>
+        <w:t>點前，填妥報名表、個人資料同意書、著作授權同意書，並連同作品海報電子檔案、影片連結</w:t>
+      </w:r>
+      <w:r>
+        <w:rPr>
+          <w:rFonts w:hint="eastAsia"/>
+        </w:rPr>
+        <w:t xml:space="preserve">(YouTube) </w:t>
+      </w:r>
+      <w:r>
+        <w:rPr>
+          <w:rFonts w:hint="eastAsia"/>
+        </w:rPr>
+        <w:t>，於繳交時間內上傳至指定網站</w:t>
+      </w:r>
+    </w:p>
+    <w:p>
+      <w:pPr>
+        <w:rPr>
+          <w:rFonts w:hint="eastAsia"/>
+        </w:rPr>
+      </w:pPr>
+      <w:r>
+        <w:rPr>
+          <w:rFonts w:hint="eastAsia"/>
+        </w:rPr>
+        <w:t xml:space="preserve">( </w:t>
+      </w:r>
+      <w:r>
+        <w:rPr>
+          <w:rFonts w:hint="eastAsia"/>
+        </w:rPr>
+        <w:t>就各自專業領域使用生成式</w:t>
+      </w:r>
+      <w:r>
+        <w:rPr>
+          <w:rFonts w:hint="eastAsia"/>
+        </w:rPr>
+        <w:t>AI</w:t>
+      </w:r>
+      <w:r>
+        <w:rPr>
+          <w:rFonts w:hint="eastAsia"/>
+        </w:rPr>
+        <w:t>工具進行創意應用，並將成果介紹製作成電子海報</w:t>
+      </w:r>
+      <w:r>
+        <w:rPr>
+          <w:rFonts w:hint="eastAsia"/>
+        </w:rPr>
+        <w:t>(Poster 60cm*90cm</w:t>
+      </w:r>
+      <w:r>
+        <w:rPr>
+          <w:rFonts w:hint="eastAsia"/>
+        </w:rPr>
+        <w:t>，海報內圖片像素不可低於</w:t>
+      </w:r>
+      <w:r>
+        <w:rPr>
+          <w:rFonts w:hint="eastAsia"/>
+        </w:rPr>
+        <w:t>1920*1080)</w:t>
+      </w:r>
+      <w:r>
+        <w:rPr>
+          <w:rFonts w:hint="eastAsia"/>
+        </w:rPr>
+        <w:t>與解說影片</w:t>
+      </w:r>
+      <w:r>
+        <w:rPr>
+          <w:rFonts w:hint="eastAsia"/>
+        </w:rPr>
+        <w:t>(</w:t>
+      </w:r>
+      <w:r>
+        <w:rPr>
+          <w:rFonts w:hint="eastAsia"/>
+        </w:rPr>
+        <w:t>最長</w:t>
+      </w:r>
+      <w:r>
+        <w:rPr>
+          <w:rFonts w:hint="eastAsia"/>
+        </w:rPr>
+        <w:t>5</w:t>
+      </w:r>
+      <w:r>
+        <w:rPr>
+          <w:rFonts w:hint="eastAsia"/>
+        </w:rPr>
+        <w:t>分鐘</w:t>
+      </w:r>
+      <w:r>
+        <w:rPr>
+          <w:rFonts w:hint="eastAsia"/>
+        </w:rPr>
+        <w:t>YouTube</w:t>
+      </w:r>
+      <w:r>
+        <w:rPr>
+          <w:rFonts w:hint="eastAsia"/>
+        </w:rPr>
+        <w:t>，畫面解析度不可低於</w:t>
+      </w:r>
+      <w:r>
+        <w:rPr>
+          <w:rFonts w:hint="eastAsia"/>
+        </w:rPr>
+        <w:t>720p)</w:t>
+      </w:r>
+      <w:r>
+        <w:rPr>
+          <w:rFonts w:hint="eastAsia"/>
+        </w:rPr>
+        <w:t>投稿</w:t>
+      </w:r>
+      <w:r>
+        <w:rPr>
+          <w:rFonts w:hint="eastAsia"/>
+        </w:rPr>
+        <w:t xml:space="preserve"> )</w:t>
+      </w:r>
+    </w:p>
+    <w:p>
+      <w:pPr>
+        <w:rPr>
+          <w:rFonts w:hint="eastAsia"/>
+        </w:rPr>
+      </w:pPr>
+      <w:r>
+        <w:rPr>
+          <w:rFonts w:hint="eastAsia"/>
+        </w:rPr>
+        <w:t>-</w:t>
+      </w:r>
+      <w:r>
+        <w:rPr>
+          <w:rFonts w:hint="eastAsia"/>
+        </w:rPr>
+        <w:tab/>
+      </w:r>
+      <w:r>
+        <w:rPr>
+          <w:rFonts w:hint="eastAsia"/>
+        </w:rPr>
+        <w:t>創作內容應包含以下項目：</w:t>
+      </w:r>
+      <w:r>
+        <w:rPr>
+          <w:rFonts w:hint="eastAsia"/>
+        </w:rPr>
+        <w:t xml:space="preserve"> </w:t>
+      </w:r>
+      <w:r>
+        <w:rPr>
+          <w:rFonts w:hint="eastAsia"/>
+        </w:rPr>
+        <w:t>應用介紹、操作方式、預期效果等</w:t>
+      </w:r>
+    </w:p>
     <w:p/>
+    <w:p>
+      <w:pPr>
+        <w:rPr>
+          <w:rFonts w:hint="eastAsia"/>
+        </w:rPr>
+      </w:pPr>
+      <w:r>
+        <w:rPr>
+          <w:rFonts w:hint="eastAsia"/>
+        </w:rPr>
+        <w:t>時程</w:t>
+      </w:r>
+    </w:p>
+    <w:p>
+      <w:pPr>
+        <w:rPr>
+          <w:rFonts w:hint="eastAsia"/>
+        </w:rPr>
+      </w:pPr>
+      <w:r>
+        <w:rPr>
+          <w:rFonts w:hint="eastAsia"/>
+        </w:rPr>
+        <w:t>115</w:t>
+      </w:r>
+      <w:r>
+        <w:rPr>
+          <w:rFonts w:hint="eastAsia"/>
+        </w:rPr>
+        <w:t>年</w:t>
+      </w:r>
+      <w:r>
+        <w:rPr>
+          <w:rFonts w:hint="eastAsia"/>
+        </w:rPr>
+        <w:t>05</w:t>
+      </w:r>
+      <w:r>
+        <w:rPr>
+          <w:rFonts w:hint="eastAsia"/>
+        </w:rPr>
+        <w:t>月</w:t>
+      </w:r>
+      <w:r>
+        <w:rPr>
+          <w:rFonts w:hint="eastAsia"/>
+        </w:rPr>
+        <w:t>22</w:t>
+      </w:r>
+      <w:r>
+        <w:rPr>
+          <w:rFonts w:hint="eastAsia"/>
+        </w:rPr>
+        <w:t>日中午</w:t>
+      </w:r>
+      <w:r>
+        <w:rPr>
+          <w:rFonts w:hint="eastAsia"/>
+        </w:rPr>
+        <w:t>12</w:t>
+      </w:r>
+      <w:r>
+        <w:rPr>
+          <w:rFonts w:hint="eastAsia"/>
+        </w:rPr>
+        <w:t>點前</w:t>
+      </w:r>
+      <w:r>
+        <w:rPr>
+          <w:rFonts w:hint="eastAsia"/>
+        </w:rPr>
+        <w:t xml:space="preserve"> </w:t>
+      </w:r>
+      <w:r>
+        <w:rPr>
+          <w:rFonts w:hint="eastAsia"/>
+        </w:rPr>
+        <w:t>繳資料</w:t>
+      </w:r>
+    </w:p>
+    <w:p>
+      <w:pPr>
+        <w:rPr>
+          <w:rFonts w:hint="eastAsia"/>
+        </w:rPr>
+      </w:pPr>
+      <w:r>
+        <w:rPr>
+          <w:rFonts w:hint="eastAsia"/>
+        </w:rPr>
+        <w:t>115</w:t>
+      </w:r>
+      <w:r>
+        <w:rPr>
+          <w:rFonts w:hint="eastAsia"/>
+        </w:rPr>
+        <w:t>年</w:t>
+      </w:r>
+      <w:r>
+        <w:rPr>
+          <w:rFonts w:hint="eastAsia"/>
+        </w:rPr>
+        <w:t>05</w:t>
+      </w:r>
+      <w:r>
+        <w:rPr>
+          <w:rFonts w:hint="eastAsia"/>
+        </w:rPr>
+        <w:t>月</w:t>
+      </w:r>
+      <w:r>
+        <w:rPr>
+          <w:rFonts w:hint="eastAsia"/>
+        </w:rPr>
+        <w:t>22-28</w:t>
+      </w:r>
+      <w:r>
+        <w:rPr>
+          <w:rFonts w:hint="eastAsia"/>
+        </w:rPr>
+        <w:t>日</w:t>
+      </w:r>
+      <w:r>
+        <w:rPr>
+          <w:rFonts w:hint="eastAsia"/>
+        </w:rPr>
+        <w:t xml:space="preserve"> </w:t>
+      </w:r>
+      <w:r>
+        <w:rPr>
+          <w:rFonts w:hint="eastAsia"/>
+        </w:rPr>
+        <w:t>審查期間</w:t>
+      </w:r>
+    </w:p>
+    <w:p>
+      <w:pPr>
+        <w:rPr>
+          <w:rFonts w:hint="eastAsia"/>
+        </w:rPr>
+      </w:pPr>
+      <w:r>
+        <w:rPr>
+          <w:rFonts w:hint="eastAsia"/>
+        </w:rPr>
+        <w:t>115</w:t>
+      </w:r>
+      <w:r>
+        <w:rPr>
+          <w:rFonts w:hint="eastAsia"/>
+        </w:rPr>
+        <w:t>年</w:t>
+      </w:r>
+      <w:r>
+        <w:rPr>
+          <w:rFonts w:hint="eastAsia"/>
+        </w:rPr>
+        <w:t>5</w:t>
+      </w:r>
+      <w:r>
+        <w:rPr>
+          <w:rFonts w:hint="eastAsia"/>
+        </w:rPr>
+        <w:t>月</w:t>
+      </w:r>
+      <w:r>
+        <w:rPr>
+          <w:rFonts w:hint="eastAsia"/>
+        </w:rPr>
+        <w:t xml:space="preserve">29 </w:t>
+      </w:r>
+      <w:r>
+        <w:rPr>
+          <w:rFonts w:hint="eastAsia"/>
+        </w:rPr>
+        <w:t>本網站公告決賽名單</w:t>
+      </w:r>
+    </w:p>
+    <w:p>
+      <w:pPr>
+        <w:rPr>
+          <w:rFonts w:hint="eastAsia"/>
+        </w:rPr>
+      </w:pPr>
+      <w:r>
+        <w:rPr>
+          <w:rFonts w:hint="eastAsia"/>
+        </w:rPr>
+        <w:t>115</w:t>
+      </w:r>
+      <w:r>
+        <w:rPr>
+          <w:rFonts w:hint="eastAsia"/>
+        </w:rPr>
+        <w:t>年</w:t>
+      </w:r>
+      <w:r>
+        <w:rPr>
+          <w:rFonts w:hint="eastAsia"/>
+        </w:rPr>
+        <w:t>6</w:t>
+      </w:r>
+      <w:r>
+        <w:rPr>
+          <w:rFonts w:hint="eastAsia"/>
+        </w:rPr>
+        <w:t>月</w:t>
+      </w:r>
+      <w:r>
+        <w:rPr>
+          <w:rFonts w:hint="eastAsia"/>
+        </w:rPr>
+        <w:t>6</w:t>
+      </w:r>
+      <w:r>
+        <w:rPr>
+          <w:rFonts w:hint="eastAsia"/>
+        </w:rPr>
+        <w:t>日</w:t>
+      </w:r>
+      <w:r>
+        <w:rPr>
+          <w:rFonts w:hint="eastAsia"/>
+        </w:rPr>
+        <w:t xml:space="preserve"> 2026</w:t>
+      </w:r>
+      <w:r>
+        <w:rPr>
+          <w:rFonts w:hint="eastAsia"/>
+        </w:rPr>
+        <w:t>生成式</w:t>
+      </w:r>
+      <w:r>
+        <w:rPr>
+          <w:rFonts w:hint="eastAsia"/>
+        </w:rPr>
+        <w:t>AI</w:t>
+      </w:r>
+      <w:r>
+        <w:rPr>
+          <w:rFonts w:hint="eastAsia"/>
+        </w:rPr>
+        <w:t>論壇暨決賽成果展</w:t>
+      </w:r>
+    </w:p>
+    <w:p>
+      <w:r>
+        <w:rPr>
+          <w:rFonts w:hint="eastAsia"/>
+        </w:rPr>
+        <w:t>評審委員會決選與成果發表</w:t>
+      </w:r>
+      <w:r>
+        <w:rPr>
+          <w:rFonts w:hint="eastAsia"/>
+        </w:rPr>
+        <w:t xml:space="preserve"> </w:t>
+      </w:r>
+      <w:r>
+        <w:rPr>
+          <w:rFonts w:hint="eastAsia"/>
+        </w:rPr>
+        <w:t>口頭報告</w:t>
+      </w:r>
+      <w:r>
+        <w:rPr>
+          <w:rFonts w:hint="eastAsia"/>
+        </w:rPr>
+        <w:t>(5</w:t>
+      </w:r>
+      <w:r>
+        <w:rPr>
+          <w:rFonts w:hint="eastAsia"/>
+        </w:rPr>
+        <w:t>分鐘</w:t>
+      </w:r>
+      <w:r>
+        <w:rPr>
+          <w:rFonts w:hint="eastAsia"/>
+        </w:rPr>
+        <w:t>+2</w:t>
+      </w:r>
+      <w:r>
+        <w:rPr>
+          <w:rFonts w:hint="eastAsia"/>
+        </w:rPr>
+        <w:t>分鐘問答</w:t>
+      </w:r>
+      <w:r>
+        <w:rPr>
+          <w:rFonts w:hint="eastAsia"/>
+        </w:rPr>
+        <w:t>)</w:t>
+      </w:r>
+    </w:p>
     <w:sectPr>
       <w:pgSz w:w="11906" w:h="16838"/>
       <w:pgMar w:top="1440" w:right="1800" w:bottom="1440" w:left="1800" w:header="851" w:footer="992" w:gutter="0"/>

--- a/比賽資料/比賽資訊.docx
+++ b/比賽資料/比賽資訊.docx
@@ -1300,6 +1300,1031 @@
         <w:t>)</w:t>
       </w:r>
     </w:p>
+    <w:p>
+      <w:pPr>
+        <w:widowControl/>
+        <w:rPr>
+          <w:rFonts w:hint="eastAsia"/>
+        </w:rPr>
+      </w:pPr>
+      <w:r>
+        <w:br w:type="page"/>
+      </w:r>
+      <w:r>
+        <w:rPr>
+          <w:rFonts w:hint="eastAsia"/>
+        </w:rPr>
+        <w:lastRenderedPageBreak/>
+        <w:t>2026</w:t>
+      </w:r>
+      <w:r>
+        <w:rPr>
+          <w:rFonts w:hint="eastAsia"/>
+        </w:rPr>
+        <w:t>國際創新創業競賽</w:t>
+      </w:r>
+    </w:p>
+    <w:p>
+      <w:pPr>
+        <w:widowControl/>
+        <w:rPr>
+          <w:rFonts w:hint="eastAsia"/>
+        </w:rPr>
+      </w:pPr>
+      <w:r>
+        <w:rPr>
+          <w:rFonts w:hint="eastAsia"/>
+        </w:rPr>
+        <w:t>徵件期間：至</w:t>
+      </w:r>
+      <w:r>
+        <w:rPr>
+          <w:rFonts w:hint="eastAsia"/>
+        </w:rPr>
+        <w:t xml:space="preserve"> 2026-06-05 23:59</w:t>
+      </w:r>
+    </w:p>
+    <w:p>
+      <w:pPr>
+        <w:widowControl/>
+      </w:pPr>
+      <w:hyperlink r:id="rId15" w:history="1">
+        <w:r>
+          <w:rPr>
+            <w:rStyle w:val="a3"/>
+          </w:rPr>
+          <w:t>https://bhuntr.com/tw/competitions/huixp3iu5mefhdp2f1</w:t>
+        </w:r>
+      </w:hyperlink>
+      <w:r>
+        <w:br/>
+      </w:r>
+      <w:r>
+        <w:rPr>
+          <w:rFonts w:hint="eastAsia"/>
+        </w:rPr>
+        <w:t>報名資訊</w:t>
+      </w:r>
+      <w:r>
+        <w:br/>
+      </w:r>
+      <w:hyperlink r:id="rId16" w:history="1">
+        <w:r>
+          <w:rPr>
+            <w:rStyle w:val="a3"/>
+          </w:rPr>
+          <w:t>https://docs.google.com/forms/d/e/1FAIpQLSc6pZD6JG_wzJpp_GDrQl2wt06VsW8yfaGpX-1ILAdN6itiWw/formResponse</w:t>
+        </w:r>
+      </w:hyperlink>
+    </w:p>
+    <w:p>
+      <w:pPr>
+        <w:pStyle w:val="a6"/>
+        <w:widowControl/>
+        <w:numPr>
+          <w:ilvl w:val="0"/>
+          <w:numId w:val="2"/>
+        </w:numPr>
+        <w:ind w:leftChars="0"/>
+        <w:rPr>
+          <w:shd w:val="pct15" w:color="auto" w:fill="FFFFFF"/>
+        </w:rPr>
+      </w:pPr>
+      <w:r>
+        <w:rPr>
+          <w:shd w:val="pct15" w:color="auto" w:fill="FFFFFF"/>
+        </w:rPr>
+        <w:t>一般</w:t>
+      </w:r>
+      <w:r>
+        <w:rPr>
+          <w:rFonts w:hint="eastAsia"/>
+          <w:shd w:val="pct15" w:color="auto" w:fill="FFFFFF"/>
+        </w:rPr>
+        <w:t>組</w:t>
+      </w:r>
+    </w:p>
+    <w:p>
+      <w:pPr>
+        <w:widowControl/>
+      </w:pPr>
+      <w:r>
+        <w:rPr>
+          <w:noProof/>
+        </w:rPr>
+        <w:drawing>
+          <wp:inline distT="0" distB="0" distL="0" distR="0" wp14:anchorId="2C9B3EFC" wp14:editId="0313F5DA">
+            <wp:extent cx="5274310" cy="3256915"/>
+            <wp:effectExtent l="0" t="0" r="2540" b="635"/>
+            <wp:docPr id="6" name="圖片 6" descr="Cover Image"/>
+            <wp:cNvGraphicFramePr>
+              <a:graphicFrameLocks xmlns:a="http://schemas.openxmlformats.org/drawingml/2006/main" noChangeAspect="1"/>
+            </wp:cNvGraphicFramePr>
+            <a:graphic xmlns:a="http://schemas.openxmlformats.org/drawingml/2006/main">
+              <a:graphicData uri="http://schemas.openxmlformats.org/drawingml/2006/picture">
+                <pic:pic xmlns:pic="http://schemas.openxmlformats.org/drawingml/2006/picture">
+                  <pic:nvPicPr>
+                    <pic:cNvPr id="0" name="Picture 1" descr="Cover Image"/>
+                    <pic:cNvPicPr>
+                      <a:picLocks noChangeAspect="1" noChangeArrowheads="1"/>
+                    </pic:cNvPicPr>
+                  </pic:nvPicPr>
+                  <pic:blipFill>
+                    <a:blip r:embed="rId17">
+                      <a:extLst>
+                        <a:ext uri="{28A0092B-C50C-407E-A947-70E740481C1C}">
+                          <a14:useLocalDpi xmlns:a14="http://schemas.microsoft.com/office/drawing/2010/main" val="0"/>
+                        </a:ext>
+                      </a:extLst>
+                    </a:blip>
+                    <a:srcRect/>
+                    <a:stretch>
+                      <a:fillRect/>
+                    </a:stretch>
+                  </pic:blipFill>
+                  <pic:spPr bwMode="auto">
+                    <a:xfrm>
+                      <a:off x="0" y="0"/>
+                      <a:ext cx="5274310" cy="3256915"/>
+                    </a:xfrm>
+                    <a:prstGeom prst="rect">
+                      <a:avLst/>
+                    </a:prstGeom>
+                    <a:noFill/>
+                    <a:ln>
+                      <a:noFill/>
+                    </a:ln>
+                  </pic:spPr>
+                </pic:pic>
+              </a:graphicData>
+            </a:graphic>
+          </wp:inline>
+        </w:drawing>
+      </w:r>
+    </w:p>
+    <w:p>
+      <w:pPr>
+        <w:widowControl/>
+      </w:pPr>
+      <w:r>
+        <w:t xml:space="preserve">2026 </w:t>
+      </w:r>
+      <w:r>
+        <w:t>年</w:t>
+      </w:r>
+      <w:r>
+        <w:t xml:space="preserve"> 3 </w:t>
+      </w:r>
+      <w:r>
+        <w:t>月</w:t>
+      </w:r>
+      <w:r>
+        <w:t xml:space="preserve"> 16 </w:t>
+      </w:r>
+      <w:r>
+        <w:t>日</w:t>
+      </w:r>
+      <w:r>
+        <w:t xml:space="preserve"> (</w:t>
+      </w:r>
+      <w:proofErr w:type="gramStart"/>
+      <w:r>
+        <w:t>一</w:t>
+      </w:r>
+      <w:proofErr w:type="gramEnd"/>
+      <w:r>
+        <w:t xml:space="preserve">) </w:t>
+      </w:r>
+      <w:r>
+        <w:t>至</w:t>
+      </w:r>
+      <w:r>
+        <w:t xml:space="preserve"> 6 </w:t>
+      </w:r>
+      <w:r>
+        <w:t>月</w:t>
+      </w:r>
+      <w:r>
+        <w:t xml:space="preserve"> 5 </w:t>
+      </w:r>
+      <w:r>
+        <w:t>日</w:t>
+      </w:r>
+      <w:r>
+        <w:t xml:space="preserve"> (</w:t>
+      </w:r>
+      <w:r>
+        <w:t>五</w:t>
+      </w:r>
+      <w:r>
+        <w:t>)</w:t>
+      </w:r>
+      <w:r>
+        <w:t xml:space="preserve"> </w:t>
+      </w:r>
+      <w:r>
+        <w:t>競賽報名</w:t>
+      </w:r>
+      <w:r>
+        <w:t xml:space="preserve"> </w:t>
+      </w:r>
+      <w:r>
+        <w:t>開放</w:t>
+      </w:r>
+    </w:p>
+    <w:p>
+      <w:pPr>
+        <w:widowControl/>
+      </w:pPr>
+      <w:r>
+        <w:t xml:space="preserve">2026 </w:t>
+      </w:r>
+      <w:r>
+        <w:t>年</w:t>
+      </w:r>
+      <w:r>
+        <w:t xml:space="preserve"> 6 </w:t>
+      </w:r>
+      <w:r>
+        <w:t>月</w:t>
+      </w:r>
+      <w:r>
+        <w:t xml:space="preserve"> 5 </w:t>
+      </w:r>
+      <w:r>
+        <w:t>日</w:t>
+      </w:r>
+      <w:r>
+        <w:t xml:space="preserve"> (</w:t>
+      </w:r>
+      <w:r>
+        <w:t>五</w:t>
+      </w:r>
+      <w:r>
+        <w:t>)</w:t>
+      </w:r>
+      <w:r>
+        <w:t xml:space="preserve"> </w:t>
+      </w:r>
+      <w:r>
+        <w:t>參賽資料</w:t>
+      </w:r>
+      <w:r>
+        <w:t xml:space="preserve"> </w:t>
+      </w:r>
+      <w:r>
+        <w:t>繳交截止</w:t>
+      </w:r>
+      <w:r>
+        <w:t xml:space="preserve"> </w:t>
+      </w:r>
+      <w:r>
+        <w:t>日</w:t>
+      </w:r>
+      <w:r>
+        <w:t xml:space="preserve"> </w:t>
+      </w:r>
+    </w:p>
+    <w:p>
+      <w:pPr>
+        <w:widowControl/>
+      </w:pPr>
+      <w:r>
+        <w:t xml:space="preserve">2026 </w:t>
+      </w:r>
+      <w:r>
+        <w:t>年</w:t>
+      </w:r>
+      <w:r>
+        <w:t xml:space="preserve"> 6 </w:t>
+      </w:r>
+      <w:r>
+        <w:t>月</w:t>
+      </w:r>
+      <w:r>
+        <w:t xml:space="preserve"> 8 </w:t>
+      </w:r>
+      <w:r>
+        <w:t>日</w:t>
+      </w:r>
+      <w:r>
+        <w:t xml:space="preserve"> (</w:t>
+      </w:r>
+      <w:proofErr w:type="gramStart"/>
+      <w:r>
+        <w:t>一</w:t>
+      </w:r>
+      <w:proofErr w:type="gramEnd"/>
+      <w:r>
+        <w:t xml:space="preserve">) </w:t>
+      </w:r>
+      <w:r>
+        <w:t xml:space="preserve"> </w:t>
+      </w:r>
+      <w:r>
+        <w:t>入選複賽</w:t>
+      </w:r>
+      <w:r>
+        <w:t xml:space="preserve"> </w:t>
+      </w:r>
+      <w:r>
+        <w:t>的結果公</w:t>
+      </w:r>
+      <w:r>
+        <w:t xml:space="preserve"> </w:t>
+      </w:r>
+      <w:r>
+        <w:t>布</w:t>
+      </w:r>
+    </w:p>
+    <w:p>
+      <w:pPr>
+        <w:widowControl/>
+      </w:pPr>
+      <w:r>
+        <w:t xml:space="preserve">( </w:t>
+      </w:r>
+      <w:r>
+        <w:t>於</w:t>
+      </w:r>
+      <w:proofErr w:type="gramStart"/>
+      <w:r>
+        <w:t>官網臉書</w:t>
+      </w:r>
+      <w:proofErr w:type="gramEnd"/>
+      <w:r>
+        <w:t>、</w:t>
+      </w:r>
+      <w:r>
+        <w:t xml:space="preserve">Instagram </w:t>
+      </w:r>
+      <w:r>
+        <w:t>公布進入複賽的隊伍名單</w:t>
+      </w:r>
+      <w:r>
+        <w:rPr>
+          <w:rFonts w:hint="eastAsia"/>
+        </w:rPr>
+        <w:t xml:space="preserve"> </w:t>
+      </w:r>
+    </w:p>
+    <w:p>
+      <w:pPr>
+        <w:widowControl/>
+      </w:pPr>
+      <w:r>
+        <w:t>入選複賽團隊需於</w:t>
+      </w:r>
+      <w:r>
+        <w:t xml:space="preserve"> 6 </w:t>
+      </w:r>
+      <w:r>
+        <w:t>月</w:t>
+      </w:r>
+      <w:r>
+        <w:t xml:space="preserve"> 11 </w:t>
+      </w:r>
+      <w:r>
+        <w:t>日前</w:t>
+      </w:r>
+    </w:p>
+    <w:p>
+      <w:pPr>
+        <w:widowControl/>
+      </w:pPr>
+      <w:r>
+        <w:t>繳交決賽資料至官方信箱</w:t>
+      </w:r>
+      <w:r>
+        <w:t>(startupcom@ccu.edu.tw)</w:t>
+      </w:r>
+      <w:r>
+        <w:t>，且不得更改。</w:t>
+      </w:r>
+    </w:p>
+    <w:p>
+      <w:pPr>
+        <w:widowControl/>
+      </w:pPr>
+      <w:r>
+        <w:t>信件主旨：</w:t>
+      </w:r>
+      <w:r>
+        <w:t xml:space="preserve">2026 </w:t>
+      </w:r>
+      <w:r>
+        <w:t>國際創新創業競賽一般組</w:t>
+      </w:r>
+      <w:r>
+        <w:t>/</w:t>
+      </w:r>
+      <w:r>
+        <w:t>國際組複賽資料</w:t>
+      </w:r>
+      <w:r>
+        <w:t>_</w:t>
+      </w:r>
+      <w:r>
+        <w:t>參賽隊名</w:t>
+      </w:r>
+    </w:p>
+    <w:p>
+      <w:pPr>
+        <w:widowControl/>
+      </w:pPr>
+      <w:r>
+        <w:t>檔案檔名：</w:t>
+      </w:r>
+      <w:r>
+        <w:t xml:space="preserve">2026 </w:t>
+      </w:r>
+      <w:r>
+        <w:t>國際創新創業競賽一般組</w:t>
+      </w:r>
+      <w:r>
+        <w:t>/</w:t>
+      </w:r>
+      <w:r>
+        <w:t>國際組</w:t>
+      </w:r>
+      <w:r>
+        <w:t>_</w:t>
+      </w:r>
+      <w:proofErr w:type="gramStart"/>
+      <w:r>
+        <w:t>複</w:t>
+      </w:r>
+      <w:proofErr w:type="gramEnd"/>
+      <w:r>
+        <w:t xml:space="preserve"> </w:t>
+      </w:r>
+      <w:r>
+        <w:t>賽資料</w:t>
+      </w:r>
+      <w:r>
+        <w:t>_</w:t>
+      </w:r>
+      <w:r>
+        <w:t>參賽隊名</w:t>
+      </w:r>
+      <w:r>
+        <w:rPr>
+          <w:rFonts w:hint="eastAsia"/>
+        </w:rPr>
+        <w:t xml:space="preserve"> </w:t>
+      </w:r>
+      <w:r>
+        <w:t>)</w:t>
+      </w:r>
+    </w:p>
+    <w:p>
+      <w:pPr>
+        <w:widowControl/>
+      </w:pPr>
+      <w:r>
+        <w:t xml:space="preserve">2026 </w:t>
+      </w:r>
+      <w:r>
+        <w:t>年</w:t>
+      </w:r>
+      <w:r>
+        <w:t xml:space="preserve"> 6 </w:t>
+      </w:r>
+      <w:r>
+        <w:t>月</w:t>
+      </w:r>
+      <w:r>
+        <w:t xml:space="preserve"> 12 </w:t>
+      </w:r>
+      <w:r>
+        <w:t>日</w:t>
+      </w:r>
+      <w:r>
+        <w:t xml:space="preserve"> (</w:t>
+      </w:r>
+      <w:r>
+        <w:t>五</w:t>
+      </w:r>
+      <w:r>
+        <w:t xml:space="preserve">) </w:t>
+      </w:r>
+      <w:r>
+        <w:t xml:space="preserve"> </w:t>
+      </w:r>
+      <w:r>
+        <w:t>複賽資料</w:t>
+      </w:r>
+      <w:r>
+        <w:t xml:space="preserve"> </w:t>
+      </w:r>
+      <w:r>
+        <w:t>轉交評審</w:t>
+      </w:r>
+      <w:r>
+        <w:t xml:space="preserve"> </w:t>
+      </w:r>
+      <w:r>
+        <w:t>預覽</w:t>
+      </w:r>
+      <w:r>
+        <w:t xml:space="preserve"> </w:t>
+      </w:r>
+    </w:p>
+    <w:p>
+      <w:pPr>
+        <w:widowControl/>
+      </w:pPr>
+      <w:r>
+        <w:t xml:space="preserve">2026 </w:t>
+      </w:r>
+      <w:r>
+        <w:t>年</w:t>
+      </w:r>
+      <w:r>
+        <w:t xml:space="preserve"> 6 </w:t>
+      </w:r>
+      <w:r>
+        <w:t>月</w:t>
+      </w:r>
+      <w:r>
+        <w:t xml:space="preserve"> 15 </w:t>
+      </w:r>
+      <w:r>
+        <w:t>日</w:t>
+      </w:r>
+      <w:r>
+        <w:t xml:space="preserve"> (</w:t>
+      </w:r>
+      <w:proofErr w:type="gramStart"/>
+      <w:r>
+        <w:t>一</w:t>
+      </w:r>
+      <w:proofErr w:type="gramEnd"/>
+      <w:r>
+        <w:t>)</w:t>
+      </w:r>
+      <w:r>
+        <w:t xml:space="preserve"> </w:t>
+      </w:r>
+      <w:r>
+        <w:t>下午</w:t>
+      </w:r>
+      <w:r>
+        <w:t xml:space="preserve"> 13:00-16:30</w:t>
+      </w:r>
+      <w:r>
+        <w:t>複賽日暨</w:t>
+      </w:r>
+      <w:r>
+        <w:t xml:space="preserve"> Demo Day</w:t>
+      </w:r>
+    </w:p>
+    <w:p>
+      <w:pPr>
+        <w:widowControl/>
+      </w:pPr>
+      <w:r>
+        <w:t>一般組</w:t>
+      </w:r>
+      <w:r>
+        <w:t xml:space="preserve"> </w:t>
+      </w:r>
+      <w:r>
+        <w:t>地點：國立中正大學創新創業基地大會議室。</w:t>
+      </w:r>
+    </w:p>
+    <w:p>
+      <w:pPr>
+        <w:widowControl/>
+        <w:rPr>
+          <w:rFonts w:hint="eastAsia"/>
+        </w:rPr>
+      </w:pPr>
+      <w:r>
+        <w:t>學生組簡報說明時間為</w:t>
+      </w:r>
+      <w:r>
+        <w:t xml:space="preserve"> 10 </w:t>
+      </w:r>
+      <w:r>
+        <w:t>分鐘，問題</w:t>
+      </w:r>
+      <w:proofErr w:type="gramStart"/>
+      <w:r>
+        <w:t>詢</w:t>
+      </w:r>
+      <w:proofErr w:type="gramEnd"/>
+      <w:r>
+        <w:t>答時間為</w:t>
+      </w:r>
+      <w:r>
+        <w:t xml:space="preserve"> 10 </w:t>
+      </w:r>
+      <w:r>
+        <w:t>分鐘</w:t>
+      </w:r>
+    </w:p>
+    <w:p>
+      <w:pPr>
+        <w:widowControl/>
+      </w:pPr>
+      <w:r>
+        <w:br w:type="page"/>
+      </w:r>
+    </w:p>
+    <w:p>
+      <w:pPr>
+        <w:widowControl/>
+      </w:pPr>
+    </w:p>
+    <w:p>
+      <w:r>
+        <w:t>AI Manufacturing 2026 </w:t>
+      </w:r>
+      <w:r>
+        <w:rPr>
+          <w:rFonts w:hint="eastAsia"/>
+        </w:rPr>
+        <w:t>全國競賽</w:t>
+      </w:r>
+    </w:p>
+    <w:p>
+      <w:pPr>
+        <w:rPr>
+          <w:rFonts w:hint="eastAsia"/>
+        </w:rPr>
+      </w:pPr>
+      <w:r>
+        <w:rPr>
+          <w:rFonts w:hint="eastAsia"/>
+        </w:rPr>
+        <w:t>競賽報名：</w:t>
+      </w:r>
+      <w:r>
+        <w:rPr>
+          <w:rFonts w:hint="eastAsia"/>
+        </w:rPr>
+        <w:t xml:space="preserve">2026-04-15 00:00 </w:t>
+      </w:r>
+      <w:r>
+        <w:rPr>
+          <w:rFonts w:hint="eastAsia"/>
+        </w:rPr>
+        <w:t>至</w:t>
+      </w:r>
+      <w:r>
+        <w:rPr>
+          <w:rFonts w:hint="eastAsia"/>
+        </w:rPr>
+        <w:t xml:space="preserve"> 2026-06-30 23:59</w:t>
+      </w:r>
+    </w:p>
+    <w:p>
+      <w:hyperlink r:id="rId18" w:history="1">
+        <w:r>
+          <w:rPr>
+            <w:rStyle w:val="a3"/>
+          </w:rPr>
+          <w:t>https://rd.ntub.ed</w:t>
+        </w:r>
+        <w:r>
+          <w:rPr>
+            <w:rStyle w:val="a3"/>
+          </w:rPr>
+          <w:t>u</w:t>
+        </w:r>
+        <w:r>
+          <w:rPr>
+            <w:rStyle w:val="a3"/>
+          </w:rPr>
+          <w:t>.tw/p/406-1005-116868,r5.php?Lang=zh-tw</w:t>
+        </w:r>
+      </w:hyperlink>
+    </w:p>
+    <w:p>
+      <w:hyperlink r:id="rId19" w:history="1">
+        <w:r>
+          <w:rPr>
+            <w:rStyle w:val="a3"/>
+          </w:rPr>
+          <w:t>https://bhuntr.com/tw/competitions/zka1vx0k2zassf</w:t>
+        </w:r>
+        <w:r>
+          <w:rPr>
+            <w:rStyle w:val="a3"/>
+          </w:rPr>
+          <w:t>w</w:t>
+        </w:r>
+        <w:r>
+          <w:rPr>
+            <w:rStyle w:val="a3"/>
+          </w:rPr>
+          <w:t>kq3</w:t>
+        </w:r>
+      </w:hyperlink>
+      <w:r>
+        <w:br/>
+      </w:r>
+      <w:r>
+        <w:rPr>
+          <w:rFonts w:hint="eastAsia"/>
+        </w:rPr>
+        <w:t>比賽資訊</w:t>
+      </w:r>
+      <w:r>
+        <w:br/>
+      </w:r>
+      <w:hyperlink r:id="rId20" w:history="1">
+        <w:r>
+          <w:rPr>
+            <w:rStyle w:val="a3"/>
+          </w:rPr>
+          <w:t>https://contest.bhuntr.com/tw/zka1vx0k2zassfwkq3/home/</w:t>
+        </w:r>
+      </w:hyperlink>
+    </w:p>
+    <w:p>
+      <w:pPr>
+        <w:rPr>
+          <w:rFonts w:hint="eastAsia"/>
+        </w:rPr>
+      </w:pPr>
+      <w:r>
+        <w:rPr>
+          <w:rFonts w:hint="eastAsia"/>
+        </w:rPr>
+        <w:t xml:space="preserve">- </w:t>
+      </w:r>
+      <w:r>
+        <w:rPr>
+          <w:rFonts w:hint="eastAsia"/>
+        </w:rPr>
+        <w:t>主題</w:t>
+      </w:r>
+      <w:proofErr w:type="gramStart"/>
+      <w:r>
+        <w:rPr>
+          <w:rFonts w:hint="eastAsia"/>
+        </w:rPr>
+        <w:t>三</w:t>
+      </w:r>
+      <w:proofErr w:type="gramEnd"/>
+    </w:p>
+    <w:p>
+      <w:pPr>
+        <w:rPr>
+          <w:rFonts w:hint="eastAsia"/>
+        </w:rPr>
+      </w:pPr>
+      <w:r>
+        <w:rPr>
+          <w:rFonts w:hint="eastAsia"/>
+        </w:rPr>
+        <w:t xml:space="preserve">- </w:t>
+      </w:r>
+      <w:r>
+        <w:rPr>
+          <w:rFonts w:hint="eastAsia"/>
+        </w:rPr>
+        <w:t>第一階段</w:t>
+      </w:r>
+      <w:proofErr w:type="gramStart"/>
+      <w:r>
+        <w:rPr>
+          <w:rFonts w:hint="eastAsia"/>
+        </w:rPr>
+        <w:t>｜</w:t>
+      </w:r>
+      <w:proofErr w:type="gramEnd"/>
+      <w:r>
+        <w:rPr>
+          <w:rFonts w:hint="eastAsia"/>
+        </w:rPr>
+        <w:t>初選</w:t>
+      </w:r>
+      <w:r>
+        <w:rPr>
+          <w:rFonts w:hint="eastAsia"/>
+        </w:rPr>
+        <w:t xml:space="preserve"> 2026 </w:t>
+      </w:r>
+      <w:r>
+        <w:rPr>
+          <w:rFonts w:hint="eastAsia"/>
+        </w:rPr>
+        <w:t>年</w:t>
+      </w:r>
+      <w:r>
+        <w:rPr>
+          <w:rFonts w:hint="eastAsia"/>
+        </w:rPr>
+        <w:t xml:space="preserve"> 5-6 </w:t>
+      </w:r>
+      <w:r>
+        <w:rPr>
+          <w:rFonts w:hint="eastAsia"/>
+        </w:rPr>
+        <w:t>月</w:t>
+      </w:r>
+      <w:r>
+        <w:rPr>
+          <w:rFonts w:hint="eastAsia"/>
+        </w:rPr>
+        <w:t xml:space="preserve"> </w:t>
+      </w:r>
+    </w:p>
+    <w:p>
+      <w:pPr>
+        <w:rPr>
+          <w:rFonts w:hint="eastAsia"/>
+        </w:rPr>
+      </w:pPr>
+      <w:r>
+        <w:rPr>
+          <w:rFonts w:hint="eastAsia"/>
+        </w:rPr>
+        <w:t>書面審查，繳交構想說明文件。</w:t>
+      </w:r>
+      <w:r>
+        <w:rPr>
+          <w:rFonts w:hint="eastAsia"/>
+        </w:rPr>
+        <w:t xml:space="preserve"> </w:t>
+      </w:r>
+    </w:p>
+    <w:p>
+      <w:pPr>
+        <w:rPr>
+          <w:rFonts w:hint="eastAsia"/>
+        </w:rPr>
+      </w:pPr>
+      <w:r>
+        <w:rPr>
+          <w:rFonts w:hint="eastAsia"/>
+        </w:rPr>
+        <w:t xml:space="preserve">- </w:t>
+      </w:r>
+      <w:r>
+        <w:rPr>
+          <w:rFonts w:hint="eastAsia"/>
+        </w:rPr>
+        <w:t>第二階段</w:t>
+      </w:r>
+      <w:proofErr w:type="gramStart"/>
+      <w:r>
+        <w:rPr>
+          <w:rFonts w:hint="eastAsia"/>
+        </w:rPr>
+        <w:t>｜</w:t>
+      </w:r>
+      <w:proofErr w:type="gramEnd"/>
+      <w:r>
+        <w:rPr>
+          <w:rFonts w:hint="eastAsia"/>
+        </w:rPr>
+        <w:t>實作深化</w:t>
+      </w:r>
+      <w:r>
+        <w:rPr>
+          <w:rFonts w:hint="eastAsia"/>
+        </w:rPr>
+        <w:t xml:space="preserve"> 2026 </w:t>
+      </w:r>
+      <w:r>
+        <w:rPr>
+          <w:rFonts w:hint="eastAsia"/>
+        </w:rPr>
+        <w:t>年</w:t>
+      </w:r>
+      <w:r>
+        <w:rPr>
+          <w:rFonts w:hint="eastAsia"/>
+        </w:rPr>
+        <w:t xml:space="preserve"> 9-10 </w:t>
+      </w:r>
+      <w:r>
+        <w:rPr>
+          <w:rFonts w:hint="eastAsia"/>
+        </w:rPr>
+        <w:t>月</w:t>
+      </w:r>
+    </w:p>
+    <w:p>
+      <w:pPr>
+        <w:rPr>
+          <w:rFonts w:hint="eastAsia"/>
+        </w:rPr>
+      </w:pPr>
+      <w:r>
+        <w:rPr>
+          <w:rFonts w:hint="eastAsia"/>
+        </w:rPr>
+        <w:t xml:space="preserve">AI </w:t>
+      </w:r>
+      <w:r>
+        <w:rPr>
+          <w:rFonts w:hint="eastAsia"/>
+        </w:rPr>
+        <w:t>製造營，透過技術</w:t>
+      </w:r>
+      <w:proofErr w:type="gramStart"/>
+      <w:r>
+        <w:rPr>
+          <w:rFonts w:hint="eastAsia"/>
+        </w:rPr>
+        <w:t>工作坊與導師</w:t>
+      </w:r>
+      <w:proofErr w:type="gramEnd"/>
+      <w:r>
+        <w:rPr>
+          <w:rFonts w:hint="eastAsia"/>
+        </w:rPr>
+        <w:t>輔導，深化實作。</w:t>
+      </w:r>
+    </w:p>
+    <w:p>
+      <w:pPr>
+        <w:rPr>
+          <w:rFonts w:hint="eastAsia"/>
+        </w:rPr>
+      </w:pPr>
+      <w:r>
+        <w:rPr>
+          <w:rFonts w:hint="eastAsia"/>
+        </w:rPr>
+        <w:t xml:space="preserve">- </w:t>
+      </w:r>
+      <w:r>
+        <w:rPr>
+          <w:rFonts w:hint="eastAsia"/>
+        </w:rPr>
+        <w:t>第三階段</w:t>
+      </w:r>
+      <w:proofErr w:type="gramStart"/>
+      <w:r>
+        <w:rPr>
+          <w:rFonts w:hint="eastAsia"/>
+        </w:rPr>
+        <w:t>｜</w:t>
+      </w:r>
+      <w:proofErr w:type="gramEnd"/>
+      <w:r>
+        <w:rPr>
+          <w:rFonts w:hint="eastAsia"/>
+        </w:rPr>
+        <w:t>決賽</w:t>
+      </w:r>
+      <w:r>
+        <w:rPr>
+          <w:rFonts w:hint="eastAsia"/>
+        </w:rPr>
+        <w:t xml:space="preserve"> 2026 </w:t>
+      </w:r>
+      <w:r>
+        <w:rPr>
+          <w:rFonts w:hint="eastAsia"/>
+        </w:rPr>
+        <w:t>年</w:t>
+      </w:r>
+      <w:r>
+        <w:rPr>
+          <w:rFonts w:hint="eastAsia"/>
+        </w:rPr>
+        <w:t xml:space="preserve"> 11 </w:t>
+      </w:r>
+      <w:r>
+        <w:rPr>
+          <w:rFonts w:hint="eastAsia"/>
+        </w:rPr>
+        <w:t>月</w:t>
+      </w:r>
+      <w:r>
+        <w:rPr>
+          <w:rFonts w:hint="eastAsia"/>
+        </w:rPr>
+        <w:t xml:space="preserve"> </w:t>
+      </w:r>
+    </w:p>
+    <w:p>
+      <w:pPr>
+        <w:rPr>
+          <w:b/>
+          <w:bCs/>
+        </w:rPr>
+      </w:pPr>
+      <w:r>
+        <w:rPr>
+          <w:rFonts w:hint="eastAsia"/>
+        </w:rPr>
+        <w:t>Demo Day</w:t>
+      </w:r>
+      <w:r>
+        <w:rPr>
+          <w:rFonts w:hint="eastAsia"/>
+        </w:rPr>
+        <w:t>，現場成果簡報與原型展示</w:t>
+      </w:r>
+    </w:p>
     <w:sectPr>
       <w:pgSz w:w="11906" w:h="16838"/>
       <w:pgMar w:top="1440" w:right="1800" w:bottom="1440" w:left="1800" w:header="851" w:footer="992" w:gutter="0"/>
@@ -1313,11 +2338,10 @@
 <file path=word/numbering.xml><?xml version="1.0" encoding="utf-8"?>
 <w:numbering xmlns:wpc="http://schemas.microsoft.com/office/word/2010/wordprocessingCanvas" xmlns:cx="http://schemas.microsoft.com/office/drawing/2014/chartex" xmlns:cx1="http://schemas.microsoft.com/office/drawing/2015/9/8/chartex" xmlns:cx2="http://schemas.microsoft.com/office/drawing/2015/10/21/chartex" xmlns:cx3="http://schemas.microsoft.com/office/drawing/2016/5/9/chartex" xmlns:cx4="http://schemas.microsoft.com/office/drawing/2016/5/10/chartex" xmlns:cx5="http://schemas.microsoft.com/office/drawing/2016/5/11/chartex" xmlns:cx6="http://schemas.microsoft.com/office/drawing/2016/5/12/chartex" xmlns:cx7="http://schemas.microsoft.com/office/drawing/2016/5/13/chartex" xmlns:cx8="http://schemas.microsoft.com/office/drawing/2016/5/14/chartex" xmlns:mc="http://schemas.openxmlformats.org/markup-compatibility/2006" xmlns:aink="http://schemas.microsoft.com/office/drawing/2016/ink" xmlns:am3d="http://schemas.microsoft.com/office/drawing/2017/model3d" xmlns:o="urn:schemas-microsoft-com:office:office" xmlns:r="http://schemas.openxmlformats.org/officeDocument/2006/relationships" xmlns:m="http://schemas.openxmlformats.org/officeDocument/2006/math" xmlns:v="urn:schemas-microsoft-com:vml" xmlns:wp14="http://schemas.microsoft.com/office/word/2010/wordprocessingDrawing" xmlns:wp="http://schemas.openxmlformats.org/drawingml/2006/wordprocessingDrawing" xmlns:w10="urn:schemas-microsoft-com:office:word" xmlns:w="http://schemas.openxmlformats.org/wordprocessingml/2006/main" xmlns:w14="http://schemas.microsoft.com/office/word/2010/wordml" xmlns:w15="http://schemas.microsoft.com/office/word/2012/wordml" xmlns:w16cex="http://schemas.microsoft.com/office/word/2018/wordml/cex" xmlns:w16cid="http://schemas.microsoft.com/office/word/2016/wordml/cid" xmlns:w16="http://schemas.microsoft.com/office/word/2018/wordml" xmlns:w16sdtdh="http://schemas.microsoft.com/office/word/2020/wordml/sdtdatahash" xmlns:w16se="http://schemas.microsoft.com/office/word/2015/wordml/symex" xmlns:wpg="http://schemas.microsoft.com/office/word/2010/wordprocessingGroup" xmlns:wpi="http://schemas.microsoft.com/office/word/2010/wordprocessingInk" xmlns:wne="http://schemas.microsoft.com/office/word/2006/wordml" xmlns:wps="http://schemas.microsoft.com/office/word/2010/wordprocessingShape" mc:Ignorable="w14 w15 w16se w16cid w16 w16cex w16sdtdh wp14">
   <w:abstractNum w:abstractNumId="0" w15:restartNumberingAfterBreak="0">
-    <w:nsid w:val="432E6F86"/>
+    <w:nsid w:val="2EEB252F"/>
     <w:multiLevelType w:val="hybridMultilevel"/>
-    <w:tmpl w:val="B008A3E4"/>
-    <w:lvl w:ilvl="0" w:tplc="EC5C1CF2">
-      <w:start w:val="2026"/>
+    <w:tmpl w:val="86668BBA"/>
+    <w:lvl w:ilvl="0" w:tplc="64D83C02">
       <w:numFmt w:val="bullet"/>
       <w:lvlText w:val="-"/>
       <w:lvlJc w:val="left"/>
@@ -1425,7 +2449,123 @@
       </w:rPr>
     </w:lvl>
   </w:abstractNum>
+  <w:abstractNum w:abstractNumId="1" w15:restartNumberingAfterBreak="0">
+    <w:nsid w:val="432E6F86"/>
+    <w:multiLevelType w:val="hybridMultilevel"/>
+    <w:tmpl w:val="B008A3E4"/>
+    <w:lvl w:ilvl="0" w:tplc="EC5C1CF2">
+      <w:start w:val="2026"/>
+      <w:numFmt w:val="bullet"/>
+      <w:lvlText w:val="-"/>
+      <w:lvlJc w:val="left"/>
+      <w:pPr>
+        <w:ind w:left="360" w:hanging="360"/>
+      </w:pPr>
+      <w:rPr>
+        <w:rFonts w:ascii="Calibri" w:eastAsiaTheme="minorEastAsia" w:hAnsi="Calibri" w:cs="Calibri" w:hint="default"/>
+      </w:rPr>
+    </w:lvl>
+    <w:lvl w:ilvl="1" w:tplc="04090003" w:tentative="1">
+      <w:start w:val="1"/>
+      <w:numFmt w:val="bullet"/>
+      <w:lvlText w:val=""/>
+      <w:lvlJc w:val="left"/>
+      <w:pPr>
+        <w:ind w:left="960" w:hanging="480"/>
+      </w:pPr>
+      <w:rPr>
+        <w:rFonts w:ascii="Wingdings" w:hAnsi="Wingdings" w:hint="default"/>
+      </w:rPr>
+    </w:lvl>
+    <w:lvl w:ilvl="2" w:tplc="04090005" w:tentative="1">
+      <w:start w:val="1"/>
+      <w:numFmt w:val="bullet"/>
+      <w:lvlText w:val=""/>
+      <w:lvlJc w:val="left"/>
+      <w:pPr>
+        <w:ind w:left="1440" w:hanging="480"/>
+      </w:pPr>
+      <w:rPr>
+        <w:rFonts w:ascii="Wingdings" w:hAnsi="Wingdings" w:hint="default"/>
+      </w:rPr>
+    </w:lvl>
+    <w:lvl w:ilvl="3" w:tplc="04090001" w:tentative="1">
+      <w:start w:val="1"/>
+      <w:numFmt w:val="bullet"/>
+      <w:lvlText w:val=""/>
+      <w:lvlJc w:val="left"/>
+      <w:pPr>
+        <w:ind w:left="1920" w:hanging="480"/>
+      </w:pPr>
+      <w:rPr>
+        <w:rFonts w:ascii="Wingdings" w:hAnsi="Wingdings" w:hint="default"/>
+      </w:rPr>
+    </w:lvl>
+    <w:lvl w:ilvl="4" w:tplc="04090003" w:tentative="1">
+      <w:start w:val="1"/>
+      <w:numFmt w:val="bullet"/>
+      <w:lvlText w:val=""/>
+      <w:lvlJc w:val="left"/>
+      <w:pPr>
+        <w:ind w:left="2400" w:hanging="480"/>
+      </w:pPr>
+      <w:rPr>
+        <w:rFonts w:ascii="Wingdings" w:hAnsi="Wingdings" w:hint="default"/>
+      </w:rPr>
+    </w:lvl>
+    <w:lvl w:ilvl="5" w:tplc="04090005" w:tentative="1">
+      <w:start w:val="1"/>
+      <w:numFmt w:val="bullet"/>
+      <w:lvlText w:val=""/>
+      <w:lvlJc w:val="left"/>
+      <w:pPr>
+        <w:ind w:left="2880" w:hanging="480"/>
+      </w:pPr>
+      <w:rPr>
+        <w:rFonts w:ascii="Wingdings" w:hAnsi="Wingdings" w:hint="default"/>
+      </w:rPr>
+    </w:lvl>
+    <w:lvl w:ilvl="6" w:tplc="04090001" w:tentative="1">
+      <w:start w:val="1"/>
+      <w:numFmt w:val="bullet"/>
+      <w:lvlText w:val=""/>
+      <w:lvlJc w:val="left"/>
+      <w:pPr>
+        <w:ind w:left="3360" w:hanging="480"/>
+      </w:pPr>
+      <w:rPr>
+        <w:rFonts w:ascii="Wingdings" w:hAnsi="Wingdings" w:hint="default"/>
+      </w:rPr>
+    </w:lvl>
+    <w:lvl w:ilvl="7" w:tplc="04090003" w:tentative="1">
+      <w:start w:val="1"/>
+      <w:numFmt w:val="bullet"/>
+      <w:lvlText w:val=""/>
+      <w:lvlJc w:val="left"/>
+      <w:pPr>
+        <w:ind w:left="3840" w:hanging="480"/>
+      </w:pPr>
+      <w:rPr>
+        <w:rFonts w:ascii="Wingdings" w:hAnsi="Wingdings" w:hint="default"/>
+      </w:rPr>
+    </w:lvl>
+    <w:lvl w:ilvl="8" w:tplc="04090005" w:tentative="1">
+      <w:start w:val="1"/>
+      <w:numFmt w:val="bullet"/>
+      <w:lvlText w:val=""/>
+      <w:lvlJc w:val="left"/>
+      <w:pPr>
+        <w:ind w:left="4320" w:hanging="480"/>
+      </w:pPr>
+      <w:rPr>
+        <w:rFonts w:ascii="Wingdings" w:hAnsi="Wingdings" w:hint="default"/>
+      </w:rPr>
+    </w:lvl>
+  </w:abstractNum>
   <w:num w:numId="1">
+    <w:abstractNumId w:val="1"/>
+  </w:num>
+  <w:num w:numId="2">
     <w:abstractNumId w:val="0"/>
   </w:num>
 </w:numbering>

--- a/比賽資料/比賽資訊.docx
+++ b/比賽資料/比賽資訊.docx
@@ -131,21 +131,7 @@
         <w:rPr>
           <w:rFonts w:hint="eastAsia"/>
         </w:rPr>
-        <w:t>創新服務組：智慧商務、數位生活、休閒娛樂、在地</w:t>
-      </w:r>
-      <w:proofErr w:type="gramStart"/>
-      <w:r>
-        <w:rPr>
-          <w:rFonts w:hint="eastAsia"/>
-        </w:rPr>
-        <w:t>創生、文創</w:t>
-      </w:r>
-      <w:proofErr w:type="gramEnd"/>
-      <w:r>
-        <w:rPr>
-          <w:rFonts w:hint="eastAsia"/>
-        </w:rPr>
-        <w:t>教育等，具產品</w:t>
+        <w:t>創新服務組：智慧商務、數位生活、休閒娛樂、在地創生、文創教育等，具產品</w:t>
       </w:r>
       <w:r>
         <w:rPr>
@@ -1466,6 +1452,25 @@
       <w:pPr>
         <w:widowControl/>
       </w:pPr>
+    </w:p>
+    <w:p>
+      <w:pPr>
+        <w:widowControl/>
+        <w:rPr>
+          <w:rFonts w:hint="eastAsia"/>
+        </w:rPr>
+      </w:pPr>
+      <w:r>
+        <w:rPr>
+          <w:rFonts w:hint="eastAsia"/>
+        </w:rPr>
+        <w:t>時程</w:t>
+      </w:r>
+    </w:p>
+    <w:p>
+      <w:pPr>
+        <w:widowControl/>
+      </w:pPr>
       <w:r>
         <w:t xml:space="preserve">2026 </w:t>
       </w:r>
@@ -1487,11 +1492,9 @@
       <w:r>
         <w:t xml:space="preserve"> (</w:t>
       </w:r>
-      <w:proofErr w:type="gramStart"/>
       <w:r>
         <w:t>一</w:t>
       </w:r>
-      <w:proofErr w:type="gramEnd"/>
       <w:r>
         <w:t xml:space="preserve">) </w:t>
       </w:r>
@@ -1610,11 +1613,9 @@
       <w:r>
         <w:t xml:space="preserve"> (</w:t>
       </w:r>
-      <w:proofErr w:type="gramStart"/>
       <w:r>
         <w:t>一</w:t>
       </w:r>
-      <w:proofErr w:type="gramEnd"/>
       <w:r>
         <w:t xml:space="preserve">) </w:t>
       </w:r>
@@ -1645,15 +1646,7 @@
         <w:t xml:space="preserve">( </w:t>
       </w:r>
       <w:r>
-        <w:t>於</w:t>
-      </w:r>
-      <w:proofErr w:type="gramStart"/>
-      <w:r>
-        <w:t>官網臉書</w:t>
-      </w:r>
-      <w:proofErr w:type="gramEnd"/>
-      <w:r>
-        <w:t>、</w:t>
+        <w:t>於官網臉書、</w:t>
       </w:r>
       <w:r>
         <w:t xml:space="preserve">Instagram </w:t>
@@ -1750,11 +1743,9 @@
       <w:r>
         <w:t>_</w:t>
       </w:r>
-      <w:proofErr w:type="gramStart"/>
       <w:r>
         <w:t>複</w:t>
       </w:r>
-      <w:proofErr w:type="gramEnd"/>
       <w:r>
         <w:t xml:space="preserve"> </w:t>
       </w:r>
@@ -1855,11 +1846,9 @@
       <w:r>
         <w:t xml:space="preserve"> (</w:t>
       </w:r>
-      <w:proofErr w:type="gramStart"/>
       <w:r>
         <w:t>一</w:t>
       </w:r>
-      <w:proofErr w:type="gramEnd"/>
       <w:r>
         <w:t>)</w:t>
       </w:r>
@@ -1907,15 +1896,7 @@
         <w:t xml:space="preserve"> 10 </w:t>
       </w:r>
       <w:r>
-        <w:t>分鐘，問題</w:t>
-      </w:r>
-      <w:proofErr w:type="gramStart"/>
-      <w:r>
-        <w:t>詢</w:t>
-      </w:r>
-      <w:proofErr w:type="gramEnd"/>
-      <w:r>
-        <w:t>答時間為</w:t>
+        <w:t>分鐘，問題詢答時間為</w:t>
       </w:r>
       <w:r>
         <w:t xml:space="preserve"> 10 </w:t>
@@ -2044,11 +2025,6 @@
       </w:hyperlink>
     </w:p>
     <w:p>
-      <w:pPr>
-        <w:rPr>
-          <w:rFonts w:hint="eastAsia"/>
-        </w:rPr>
-      </w:pPr>
       <w:r>
         <w:rPr>
           <w:rFonts w:hint="eastAsia"/>
@@ -2059,16 +2035,22 @@
         <w:rPr>
           <w:rFonts w:hint="eastAsia"/>
         </w:rPr>
-        <w:t>主題</w:t>
-      </w:r>
-      <w:proofErr w:type="gramStart"/>
-      <w:r>
-        <w:rPr>
-          <w:rFonts w:hint="eastAsia"/>
-        </w:rPr>
-        <w:t>三</w:t>
-      </w:r>
-      <w:proofErr w:type="gramEnd"/>
+        <w:t>主題三</w:t>
+      </w:r>
+    </w:p>
+    <w:p/>
+    <w:p>
+      <w:pPr>
+        <w:rPr>
+          <w:rFonts w:hint="eastAsia"/>
+        </w:rPr>
+      </w:pPr>
+      <w:r>
+        <w:rPr>
+          <w:rFonts w:hint="eastAsia"/>
+        </w:rPr>
+        <w:t>時程</w:t>
+      </w:r>
     </w:p>
     <w:p>
       <w:pPr>
@@ -2086,21 +2068,7 @@
         <w:rPr>
           <w:rFonts w:hint="eastAsia"/>
         </w:rPr>
-        <w:t>第一階段</w:t>
-      </w:r>
-      <w:proofErr w:type="gramStart"/>
-      <w:r>
-        <w:rPr>
-          <w:rFonts w:hint="eastAsia"/>
-        </w:rPr>
-        <w:t>｜</w:t>
-      </w:r>
-      <w:proofErr w:type="gramEnd"/>
-      <w:r>
-        <w:rPr>
-          <w:rFonts w:hint="eastAsia"/>
-        </w:rPr>
-        <w:t>初選</w:t>
+        <w:t>第一階段｜初選</w:t>
       </w:r>
       <w:r>
         <w:rPr>
@@ -2168,21 +2136,7 @@
         <w:rPr>
           <w:rFonts w:hint="eastAsia"/>
         </w:rPr>
-        <w:t>第二階段</w:t>
-      </w:r>
-      <w:proofErr w:type="gramStart"/>
-      <w:r>
-        <w:rPr>
-          <w:rFonts w:hint="eastAsia"/>
-        </w:rPr>
-        <w:t>｜</w:t>
-      </w:r>
-      <w:proofErr w:type="gramEnd"/>
-      <w:r>
-        <w:rPr>
-          <w:rFonts w:hint="eastAsia"/>
-        </w:rPr>
-        <w:t>實作深化</w:t>
+        <w:t>第二階段｜實作深化</w:t>
       </w:r>
       <w:r>
         <w:rPr>
@@ -2225,21 +2179,7 @@
         <w:rPr>
           <w:rFonts w:hint="eastAsia"/>
         </w:rPr>
-        <w:t>製造營，透過技術</w:t>
-      </w:r>
-      <w:proofErr w:type="gramStart"/>
-      <w:r>
-        <w:rPr>
-          <w:rFonts w:hint="eastAsia"/>
-        </w:rPr>
-        <w:t>工作坊與導師</w:t>
-      </w:r>
-      <w:proofErr w:type="gramEnd"/>
-      <w:r>
-        <w:rPr>
-          <w:rFonts w:hint="eastAsia"/>
-        </w:rPr>
-        <w:t>輔導，深化實作。</w:t>
+        <w:t>製造營，透過技術工作坊與導師輔導，深化實作。</w:t>
       </w:r>
     </w:p>
     <w:p>
@@ -2258,21 +2198,7 @@
         <w:rPr>
           <w:rFonts w:hint="eastAsia"/>
         </w:rPr>
-        <w:t>第三階段</w:t>
-      </w:r>
-      <w:proofErr w:type="gramStart"/>
-      <w:r>
-        <w:rPr>
-          <w:rFonts w:hint="eastAsia"/>
-        </w:rPr>
-        <w:t>｜</w:t>
-      </w:r>
-      <w:proofErr w:type="gramEnd"/>
-      <w:r>
-        <w:rPr>
-          <w:rFonts w:hint="eastAsia"/>
-        </w:rPr>
-        <w:t>決賽</w:t>
+        <w:t>第三階段｜決賽</w:t>
       </w:r>
       <w:r>
         <w:rPr>
